--- a/chapters/vol10/11-Truyện-ngắn-đặc-quyền-tại-các-hiệu-sách.docx
+++ b/chapters/vol10/11-Truyện-ngắn-đặc-quyền-tại-các-hiệu-sách.docx
@@ -4,8 +4,7 @@
   <w:body>
     <w:p>
       <w:pPr>
-        <w:pStyle w:val="Heading2"/>
-        <w:spacing w:before="400" w:after="280"/>
+        <w:spacing w:before="360" w:after="280"/>
         <w:jc w:val="center"/>
       </w:pPr>
       <w:r>
@@ -20,102 +19,22 @@
     </w:p>
     <w:p>
       <w:pPr>
-        <w:spacing w:after="280" w:before="280"/>
-        <w:jc w:val="center"/>
-      </w:pPr>
-      <w:r>
-        <w:drawing>
-          <wp:inline xmlns:a="http://schemas.openxmlformats.org/drawingml/2006/main" xmlns:pic="http://schemas.openxmlformats.org/drawingml/2006/picture">
-            <wp:extent cx="5029200" cy="3680700"/>
-            <wp:docPr id="1" name="Picture 1"/>
-            <wp:cNvGraphicFramePr>
-              <a:graphicFrameLocks noChangeAspect="1"/>
-            </wp:cNvGraphicFramePr>
-            <a:graphic>
-              <a:graphicData uri="http://schemas.openxmlformats.org/drawingml/2006/picture">
-                <pic:pic>
-                  <pic:nvPicPr>
-                    <pic:cNvPr id="0" name="image_p218_1.jpeg"/>
-                    <pic:cNvPicPr/>
-                  </pic:nvPicPr>
-                  <pic:blipFill>
-                    <a:blip r:embed="rId9"/>
-                    <a:stretch>
-                      <a:fillRect/>
-                    </a:stretch>
-                  </pic:blipFill>
-                  <pic:spPr>
-                    <a:xfrm>
-                      <a:off x="0" y="0"/>
-                      <a:ext cx="5029200" cy="3680700"/>
-                    </a:xfrm>
-                    <a:prstGeom prst="rect"/>
-                  </pic:spPr>
-                </pic:pic>
-              </a:graphicData>
-            </a:graphic>
-          </wp:inline>
-        </w:drawing>
-      </w:r>
-    </w:p>
-    <w:p>
-      <w:pPr>
-        <w:spacing w:before="320" w:after="200"/>
+        <w:spacing w:before="280" w:after="280"/>
         <w:jc w:val="center"/>
       </w:pPr>
       <w:r>
         <w:rPr>
           <w:rFonts w:ascii="Montserrat" w:hAnsi="Montserrat"/>
           <w:b/>
-          <w:color w:val="111111"/>
-          <w:sz w:val="28"/>
+          <w:color w:val="222222"/>
+          <w:sz w:val="24"/>
         </w:rPr>
         <w:t>Animate SS: Yếu lòng trước người yêu</w:t>
       </w:r>
     </w:p>
     <w:p>
       <w:pPr>
-        <w:spacing w:after="280" w:before="280"/>
-        <w:jc w:val="center"/>
-      </w:pPr>
-      <w:r>
-        <w:drawing>
-          <wp:inline xmlns:a="http://schemas.openxmlformats.org/drawingml/2006/main" xmlns:pic="http://schemas.openxmlformats.org/drawingml/2006/picture">
-            <wp:extent cx="5029200" cy="2414664"/>
-            <wp:docPr id="2" name="Picture 2"/>
-            <wp:cNvGraphicFramePr>
-              <a:graphicFrameLocks noChangeAspect="1"/>
-            </wp:cNvGraphicFramePr>
-            <a:graphic>
-              <a:graphicData uri="http://schemas.openxmlformats.org/drawingml/2006/picture">
-                <pic:pic>
-                  <pic:nvPicPr>
-                    <pic:cNvPr id="0" name="image_p219_1.jpeg"/>
-                    <pic:cNvPicPr/>
-                  </pic:nvPicPr>
-                  <pic:blipFill>
-                    <a:blip r:embed="rId10"/>
-                    <a:stretch>
-                      <a:fillRect/>
-                    </a:stretch>
-                  </pic:blipFill>
-                  <pic:spPr>
-                    <a:xfrm>
-                      <a:off x="0" y="0"/>
-                      <a:ext cx="5029200" cy="2414664"/>
-                    </a:xfrm>
-                    <a:prstGeom prst="rect"/>
-                  </pic:spPr>
-                </pic:pic>
-              </a:graphicData>
-            </a:graphic>
-          </wp:inline>
-        </w:drawing>
-      </w:r>
-    </w:p>
-    <w:p>
-      <w:pPr>
-        <w:spacing w:line="300" w:lineRule="auto" w:after="120"/>
+        <w:spacing w:before="0" w:after="120" w:line="276" w:lineRule="auto"/>
       </w:pPr>
       <w:r>
         <w:rPr>
@@ -128,7 +47,7 @@
     </w:p>
     <w:p>
       <w:pPr>
-        <w:spacing w:line="300" w:lineRule="auto" w:after="120"/>
+        <w:spacing w:before="0" w:after="120" w:line="276" w:lineRule="auto"/>
       </w:pPr>
       <w:r>
         <w:rPr>
@@ -141,7 +60,7 @@
     </w:p>
     <w:p>
       <w:pPr>
-        <w:spacing w:line="300" w:lineRule="auto" w:after="120"/>
+        <w:spacing w:before="0" w:after="120" w:line="276" w:lineRule="auto"/>
       </w:pPr>
       <w:r>
         <w:rPr>
@@ -154,7 +73,7 @@
     </w:p>
     <w:p>
       <w:pPr>
-        <w:spacing w:line="300" w:lineRule="auto" w:after="120"/>
+        <w:spacing w:before="0" w:after="120" w:line="276" w:lineRule="auto"/>
       </w:pPr>
       <w:r>
         <w:rPr>
@@ -167,7 +86,7 @@
     </w:p>
     <w:p>
       <w:pPr>
-        <w:spacing w:line="300" w:lineRule="auto" w:after="120"/>
+        <w:spacing w:before="0" w:after="120" w:line="276" w:lineRule="auto"/>
       </w:pPr>
       <w:r>
         <w:rPr>
@@ -180,7 +99,7 @@
     </w:p>
     <w:p>
       <w:pPr>
-        <w:spacing w:line="300" w:lineRule="auto" w:after="120"/>
+        <w:spacing w:before="0" w:after="120" w:line="276" w:lineRule="auto"/>
       </w:pPr>
       <w:r>
         <w:rPr>
@@ -193,7 +112,7 @@
     </w:p>
     <w:p>
       <w:pPr>
-        <w:spacing w:line="300" w:lineRule="auto" w:after="120"/>
+        <w:spacing w:before="0" w:after="120" w:line="276" w:lineRule="auto"/>
       </w:pPr>
       <w:r>
         <w:rPr>
@@ -206,7 +125,7 @@
     </w:p>
     <w:p>
       <w:pPr>
-        <w:spacing w:line="300" w:lineRule="auto" w:after="120"/>
+        <w:spacing w:before="0" w:after="120" w:line="276" w:lineRule="auto"/>
       </w:pPr>
       <w:r>
         <w:rPr>
@@ -219,7 +138,7 @@
     </w:p>
     <w:p>
       <w:pPr>
-        <w:spacing w:line="300" w:lineRule="auto" w:after="120"/>
+        <w:spacing w:before="0" w:after="120" w:line="276" w:lineRule="auto"/>
       </w:pPr>
       <w:r>
         <w:rPr>
@@ -232,7 +151,7 @@
     </w:p>
     <w:p>
       <w:pPr>
-        <w:spacing w:line="300" w:lineRule="auto" w:after="120"/>
+        <w:spacing w:before="0" w:after="120" w:line="276" w:lineRule="auto"/>
       </w:pPr>
       <w:r>
         <w:rPr>
@@ -240,12 +159,12 @@
           <w:color w:val="222222"/>
           <w:sz w:val="24"/>
         </w:rPr>
-        <w:t>“Đó là bởi vì Amane-kun trông đẹp trai đến nhường nào mà.”</w:t>
+        <w:t>“Đó là bởi vì Amane trông đẹp trai đến nhường nào mà.”</w:t>
       </w:r>
     </w:p>
     <w:p>
       <w:pPr>
-        <w:spacing w:line="300" w:lineRule="auto" w:after="120"/>
+        <w:spacing w:before="0" w:after="120" w:line="276" w:lineRule="auto"/>
       </w:pPr>
       <w:r>
         <w:rPr>
@@ -258,7 +177,7 @@
     </w:p>
     <w:p>
       <w:pPr>
-        <w:spacing w:line="300" w:lineRule="auto" w:after="120"/>
+        <w:spacing w:before="0" w:after="120" w:line="276" w:lineRule="auto"/>
       </w:pPr>
       <w:r>
         <w:rPr>
@@ -271,7 +190,7 @@
     </w:p>
     <w:p>
       <w:pPr>
-        <w:spacing w:line="300" w:lineRule="auto" w:after="120"/>
+        <w:spacing w:before="0" w:after="120" w:line="276" w:lineRule="auto"/>
       </w:pPr>
       <w:r>
         <w:rPr>
@@ -284,7 +203,7 @@
     </w:p>
     <w:p>
       <w:pPr>
-        <w:spacing w:line="300" w:lineRule="auto" w:after="120"/>
+        <w:spacing w:before="0" w:after="120" w:line="276" w:lineRule="auto"/>
       </w:pPr>
       <w:r>
         <w:rPr>
@@ -297,7 +216,7 @@
     </w:p>
     <w:p>
       <w:pPr>
-        <w:spacing w:line="300" w:lineRule="auto" w:after="120"/>
+        <w:spacing w:before="0" w:after="120" w:line="276" w:lineRule="auto"/>
       </w:pPr>
       <w:r>
         <w:rPr>
@@ -310,7 +229,7 @@
     </w:p>
     <w:p>
       <w:pPr>
-        <w:spacing w:line="300" w:lineRule="auto" w:after="120"/>
+        <w:spacing w:before="0" w:after="120" w:line="276" w:lineRule="auto"/>
       </w:pPr>
       <w:r>
         <w:rPr>
@@ -323,7 +242,7 @@
     </w:p>
     <w:p>
       <w:pPr>
-        <w:spacing w:line="300" w:lineRule="auto" w:after="120"/>
+        <w:spacing w:before="0" w:after="120" w:line="276" w:lineRule="auto"/>
       </w:pPr>
       <w:r>
         <w:rPr>
@@ -336,7 +255,7 @@
     </w:p>
     <w:p>
       <w:pPr>
-        <w:spacing w:line="300" w:lineRule="auto" w:after="120"/>
+        <w:spacing w:before="0" w:after="120" w:line="276" w:lineRule="auto"/>
       </w:pPr>
       <w:r>
         <w:rPr>
@@ -349,7 +268,7 @@
     </w:p>
     <w:p>
       <w:pPr>
-        <w:spacing w:line="300" w:lineRule="auto" w:after="120"/>
+        <w:spacing w:before="0" w:after="120" w:line="276" w:lineRule="auto"/>
       </w:pPr>
       <w:r>
         <w:rPr>
@@ -362,7 +281,7 @@
     </w:p>
     <w:p>
       <w:pPr>
-        <w:spacing w:line="300" w:lineRule="auto" w:after="120"/>
+        <w:spacing w:before="0" w:after="120" w:line="276" w:lineRule="auto"/>
       </w:pPr>
       <w:r>
         <w:rPr>
@@ -375,7 +294,7 @@
     </w:p>
     <w:p>
       <w:pPr>
-        <w:spacing w:line="300" w:lineRule="auto" w:after="120"/>
+        <w:spacing w:before="0" w:after="120" w:line="276" w:lineRule="auto"/>
       </w:pPr>
       <w:r>
         <w:rPr>
@@ -388,7 +307,7 @@
     </w:p>
     <w:p>
       <w:pPr>
-        <w:spacing w:line="300" w:lineRule="auto" w:after="120"/>
+        <w:spacing w:before="0" w:after="120" w:line="276" w:lineRule="auto"/>
       </w:pPr>
       <w:r>
         <w:rPr>
@@ -401,7 +320,7 @@
     </w:p>
     <w:p>
       <w:pPr>
-        <w:spacing w:line="300" w:lineRule="auto" w:after="120"/>
+        <w:spacing w:before="0" w:after="120" w:line="276" w:lineRule="auto"/>
       </w:pPr>
       <w:r>
         <w:rPr>
@@ -409,12 +328,12 @@
           <w:color w:val="222222"/>
           <w:sz w:val="24"/>
         </w:rPr>
-        <w:t>“Chính xác là như vậy ạ… Tớ không được phép làm thế sao ạ?”</w:t>
+        <w:t>“Chính xác là như vậy ạ… Tớ không được phép làm thế sao?”</w:t>
       </w:r>
     </w:p>
     <w:p>
       <w:pPr>
-        <w:spacing w:line="300" w:lineRule="auto" w:after="120"/>
+        <w:spacing w:before="0" w:after="120" w:line="276" w:lineRule="auto"/>
       </w:pPr>
       <w:r>
         <w:rPr>
@@ -427,7 +346,7 @@
     </w:p>
     <w:p>
       <w:pPr>
-        <w:spacing w:line="300" w:lineRule="auto" w:after="120"/>
+        <w:spacing w:before="0" w:after="120" w:line="276" w:lineRule="auto"/>
       </w:pPr>
       <w:r>
         <w:rPr>
@@ -440,7 +359,7 @@
     </w:p>
     <w:p>
       <w:pPr>
-        <w:spacing w:line="300" w:lineRule="auto" w:after="120"/>
+        <w:spacing w:before="0" w:after="120" w:line="276" w:lineRule="auto"/>
       </w:pPr>
       <w:r>
         <w:rPr>
@@ -453,7 +372,7 @@
     </w:p>
     <w:p>
       <w:pPr>
-        <w:spacing w:line="300" w:lineRule="auto" w:after="120"/>
+        <w:spacing w:before="0" w:after="120" w:line="276" w:lineRule="auto"/>
       </w:pPr>
       <w:r>
         <w:rPr>
@@ -466,7 +385,7 @@
     </w:p>
     <w:p>
       <w:pPr>
-        <w:spacing w:line="300" w:lineRule="auto" w:after="120"/>
+        <w:spacing w:before="0" w:after="120" w:line="276" w:lineRule="auto"/>
       </w:pPr>
       <w:r>
         <w:rPr>
@@ -479,7 +398,7 @@
     </w:p>
     <w:p>
       <w:pPr>
-        <w:spacing w:line="300" w:lineRule="auto" w:after="120"/>
+        <w:spacing w:before="0" w:after="120" w:line="276" w:lineRule="auto"/>
       </w:pPr>
       <w:r>
         <w:rPr>
@@ -492,7 +411,7 @@
     </w:p>
     <w:p>
       <w:pPr>
-        <w:spacing w:line="300" w:lineRule="auto" w:after="120"/>
+        <w:spacing w:before="0" w:after="120" w:line="276" w:lineRule="auto"/>
       </w:pPr>
       <w:r>
         <w:rPr>
@@ -505,7 +424,7 @@
     </w:p>
     <w:p>
       <w:pPr>
-        <w:spacing w:line="300" w:lineRule="auto" w:after="120"/>
+        <w:spacing w:before="0" w:after="120" w:line="276" w:lineRule="auto"/>
       </w:pPr>
       <w:r>
         <w:rPr>
@@ -518,7 +437,7 @@
     </w:p>
     <w:p>
       <w:pPr>
-        <w:spacing w:line="300" w:lineRule="auto" w:after="120"/>
+        <w:spacing w:before="0" w:after="120" w:line="276" w:lineRule="auto"/>
       </w:pPr>
       <w:r>
         <w:rPr>
@@ -531,7 +450,7 @@
     </w:p>
     <w:p>
       <w:pPr>
-        <w:spacing w:line="300" w:lineRule="auto" w:after="120"/>
+        <w:spacing w:before="0" w:after="120" w:line="276" w:lineRule="auto"/>
       </w:pPr>
       <w:r>
         <w:rPr>
@@ -544,7 +463,7 @@
     </w:p>
     <w:p>
       <w:pPr>
-        <w:spacing w:line="300" w:lineRule="auto" w:after="120"/>
+        <w:spacing w:before="0" w:after="120" w:line="276" w:lineRule="auto"/>
       </w:pPr>
       <w:r>
         <w:rPr>
@@ -557,7 +476,7 @@
     </w:p>
     <w:p>
       <w:pPr>
-        <w:spacing w:line="300" w:lineRule="auto" w:after="120"/>
+        <w:spacing w:before="0" w:after="120" w:line="276" w:lineRule="auto"/>
       </w:pPr>
       <w:r>
         <w:rPr>
@@ -570,7 +489,7 @@
     </w:p>
     <w:p>
       <w:pPr>
-        <w:spacing w:line="300" w:lineRule="auto" w:after="120"/>
+        <w:spacing w:before="0" w:after="120" w:line="276" w:lineRule="auto"/>
       </w:pPr>
       <w:r>
         <w:rPr>
@@ -583,7 +502,7 @@
     </w:p>
     <w:p>
       <w:pPr>
-        <w:spacing w:line="300" w:lineRule="auto" w:after="120"/>
+        <w:spacing w:before="0" w:after="120" w:line="276" w:lineRule="auto"/>
       </w:pPr>
       <w:r>
         <w:rPr>
@@ -596,7 +515,7 @@
     </w:p>
     <w:p>
       <w:pPr>
-        <w:spacing w:line="300" w:lineRule="auto" w:after="120"/>
+        <w:spacing w:before="0" w:after="120" w:line="276" w:lineRule="auto"/>
       </w:pPr>
       <w:r>
         <w:rPr>
@@ -609,62 +528,22 @@
     </w:p>
     <w:p>
       <w:pPr>
-        <w:spacing w:before="400" w:after="200"/>
+        <w:spacing w:before="280" w:after="280"/>
         <w:jc w:val="center"/>
       </w:pPr>
       <w:r>
         <w:rPr>
           <w:rFonts w:ascii="Montserrat" w:hAnsi="Montserrat"/>
           <w:b/>
-          <w:color w:val="111111"/>
-          <w:sz w:val="28"/>
+          <w:color w:val="222222"/>
+          <w:sz w:val="24"/>
         </w:rPr>
         <w:t>Bookwalker SS: Buổi sáng ngập tràn niềm vui</w:t>
       </w:r>
     </w:p>
     <w:p>
       <w:pPr>
-        <w:spacing w:after="280" w:before="280"/>
-        <w:jc w:val="center"/>
-      </w:pPr>
-      <w:r>
-        <w:drawing>
-          <wp:inline xmlns:a="http://schemas.openxmlformats.org/drawingml/2006/main" xmlns:pic="http://schemas.openxmlformats.org/drawingml/2006/picture">
-            <wp:extent cx="5029200" cy="2160773"/>
-            <wp:docPr id="3" name="Picture 3"/>
-            <wp:cNvGraphicFramePr>
-              <a:graphicFrameLocks noChangeAspect="1"/>
-            </wp:cNvGraphicFramePr>
-            <a:graphic>
-              <a:graphicData uri="http://schemas.openxmlformats.org/drawingml/2006/picture">
-                <pic:pic>
-                  <pic:nvPicPr>
-                    <pic:cNvPr id="0" name="image_p222_1.jpeg"/>
-                    <pic:cNvPicPr/>
-                  </pic:nvPicPr>
-                  <pic:blipFill>
-                    <a:blip r:embed="rId11"/>
-                    <a:stretch>
-                      <a:fillRect/>
-                    </a:stretch>
-                  </pic:blipFill>
-                  <pic:spPr>
-                    <a:xfrm>
-                      <a:off x="0" y="0"/>
-                      <a:ext cx="5029200" cy="2160773"/>
-                    </a:xfrm>
-                    <a:prstGeom prst="rect"/>
-                  </pic:spPr>
-                </pic:pic>
-              </a:graphicData>
-            </a:graphic>
-          </wp:inline>
-        </w:drawing>
-      </w:r>
-    </w:p>
-    <w:p>
-      <w:pPr>
-        <w:spacing w:line="300" w:lineRule="auto" w:after="120"/>
+        <w:spacing w:before="0" w:after="120" w:line="276" w:lineRule="auto"/>
       </w:pPr>
       <w:r>
         <w:rPr>
@@ -677,7 +556,7 @@
     </w:p>
     <w:p>
       <w:pPr>
-        <w:spacing w:line="300" w:lineRule="auto" w:after="120"/>
+        <w:spacing w:before="0" w:after="120" w:line="276" w:lineRule="auto"/>
       </w:pPr>
       <w:r>
         <w:rPr>
@@ -690,7 +569,7 @@
     </w:p>
     <w:p>
       <w:pPr>
-        <w:spacing w:line="300" w:lineRule="auto" w:after="120"/>
+        <w:spacing w:before="0" w:after="120" w:line="276" w:lineRule="auto"/>
       </w:pPr>
       <w:r>
         <w:rPr>
@@ -703,7 +582,7 @@
     </w:p>
     <w:p>
       <w:pPr>
-        <w:spacing w:line="300" w:lineRule="auto" w:after="120"/>
+        <w:spacing w:before="0" w:after="120" w:line="276" w:lineRule="auto"/>
       </w:pPr>
       <w:r>
         <w:rPr>
@@ -716,7 +595,7 @@
     </w:p>
     <w:p>
       <w:pPr>
-        <w:spacing w:line="300" w:lineRule="auto" w:after="120"/>
+        <w:spacing w:before="0" w:after="120" w:line="276" w:lineRule="auto"/>
       </w:pPr>
       <w:r>
         <w:rPr>
@@ -729,7 +608,7 @@
     </w:p>
     <w:p>
       <w:pPr>
-        <w:spacing w:line="300" w:lineRule="auto" w:after="120"/>
+        <w:spacing w:before="0" w:after="120" w:line="276" w:lineRule="auto"/>
       </w:pPr>
       <w:r>
         <w:rPr>
@@ -742,7 +621,7 @@
     </w:p>
     <w:p>
       <w:pPr>
-        <w:spacing w:line="300" w:lineRule="auto" w:after="120"/>
+        <w:spacing w:before="0" w:after="120" w:line="276" w:lineRule="auto"/>
       </w:pPr>
       <w:r>
         <w:rPr>
@@ -755,7 +634,7 @@
     </w:p>
     <w:p>
       <w:pPr>
-        <w:spacing w:line="300" w:lineRule="auto" w:after="120"/>
+        <w:spacing w:before="0" w:after="120" w:line="276" w:lineRule="auto"/>
       </w:pPr>
       <w:r>
         <w:rPr>
@@ -768,7 +647,7 @@
     </w:p>
     <w:p>
       <w:pPr>
-        <w:spacing w:line="300" w:lineRule="auto" w:after="120"/>
+        <w:spacing w:before="0" w:after="120" w:line="276" w:lineRule="auto"/>
       </w:pPr>
       <w:r>
         <w:rPr>
@@ -781,7 +660,7 @@
     </w:p>
     <w:p>
       <w:pPr>
-        <w:spacing w:line="300" w:lineRule="auto" w:after="120"/>
+        <w:spacing w:before="0" w:after="120" w:line="276" w:lineRule="auto"/>
       </w:pPr>
       <w:r>
         <w:rPr>
@@ -789,12 +668,12 @@
           <w:color w:val="222222"/>
           <w:sz w:val="24"/>
         </w:rPr>
-        <w:t>Amane-kun lúc ngái ngủ trông đáng yêu quá đi mất…</w:t>
+        <w:t>Amane lúc ngái ngủ trông đáng yêu quá đi mất…</w:t>
       </w:r>
     </w:p>
     <w:p>
       <w:pPr>
-        <w:spacing w:line="300" w:lineRule="auto" w:after="120"/>
+        <w:spacing w:before="0" w:after="120" w:line="276" w:lineRule="auto"/>
       </w:pPr>
       <w:r>
         <w:rPr>
@@ -807,7 +686,7 @@
     </w:p>
     <w:p>
       <w:pPr>
-        <w:spacing w:line="300" w:lineRule="auto" w:after="120"/>
+        <w:spacing w:before="0" w:after="120" w:line="276" w:lineRule="auto"/>
       </w:pPr>
       <w:r>
         <w:rPr>
@@ -820,7 +699,7 @@
     </w:p>
     <w:p>
       <w:pPr>
-        <w:spacing w:line="300" w:lineRule="auto" w:after="120"/>
+        <w:spacing w:before="0" w:after="120" w:line="276" w:lineRule="auto"/>
       </w:pPr>
       <w:r>
         <w:rPr>
@@ -833,7 +712,7 @@
     </w:p>
     <w:p>
       <w:pPr>
-        <w:spacing w:line="300" w:lineRule="auto" w:after="120"/>
+        <w:spacing w:before="0" w:after="120" w:line="276" w:lineRule="auto"/>
       </w:pPr>
       <w:r>
         <w:rPr>
@@ -846,7 +725,7 @@
     </w:p>
     <w:p>
       <w:pPr>
-        <w:spacing w:line="300" w:lineRule="auto" w:after="120"/>
+        <w:spacing w:before="0" w:after="120" w:line="276" w:lineRule="auto"/>
       </w:pPr>
       <w:r>
         <w:rPr>
@@ -859,7 +738,7 @@
     </w:p>
     <w:p>
       <w:pPr>
-        <w:spacing w:line="300" w:lineRule="auto" w:after="120"/>
+        <w:spacing w:before="0" w:after="120" w:line="276" w:lineRule="auto"/>
       </w:pPr>
       <w:r>
         <w:rPr>
@@ -872,7 +751,7 @@
     </w:p>
     <w:p>
       <w:pPr>
-        <w:spacing w:line="300" w:lineRule="auto" w:after="120"/>
+        <w:spacing w:before="0" w:after="120" w:line="276" w:lineRule="auto"/>
       </w:pPr>
       <w:r>
         <w:rPr>
@@ -885,62 +764,22 @@
     </w:p>
     <w:p>
       <w:pPr>
-        <w:spacing w:before="400" w:after="200"/>
+        <w:spacing w:before="280" w:after="280"/>
         <w:jc w:val="center"/>
       </w:pPr>
       <w:r>
         <w:rPr>
           <w:rFonts w:ascii="Montserrat" w:hAnsi="Montserrat"/>
           <w:b/>
-          <w:color w:val="111111"/>
-          <w:sz w:val="28"/>
+          <w:color w:val="222222"/>
+          <w:sz w:val="24"/>
         </w:rPr>
         <w:t>Gamers SS: Cố giả vờ ngây ngô</w:t>
       </w:r>
     </w:p>
     <w:p>
       <w:pPr>
-        <w:spacing w:after="280" w:before="280"/>
-        <w:jc w:val="center"/>
-      </w:pPr>
-      <w:r>
-        <w:drawing>
-          <wp:inline xmlns:a="http://schemas.openxmlformats.org/drawingml/2006/main" xmlns:pic="http://schemas.openxmlformats.org/drawingml/2006/picture">
-            <wp:extent cx="5029200" cy="2160773"/>
-            <wp:docPr id="4" name="Picture 4"/>
-            <wp:cNvGraphicFramePr>
-              <a:graphicFrameLocks noChangeAspect="1"/>
-            </wp:cNvGraphicFramePr>
-            <a:graphic>
-              <a:graphicData uri="http://schemas.openxmlformats.org/drawingml/2006/picture">
-                <pic:pic>
-                  <pic:nvPicPr>
-                    <pic:cNvPr id="0" name="image_p225_1.jpeg"/>
-                    <pic:cNvPicPr/>
-                  </pic:nvPicPr>
-                  <pic:blipFill>
-                    <a:blip r:embed="rId12"/>
-                    <a:stretch>
-                      <a:fillRect/>
-                    </a:stretch>
-                  </pic:blipFill>
-                  <pic:spPr>
-                    <a:xfrm>
-                      <a:off x="0" y="0"/>
-                      <a:ext cx="5029200" cy="2160773"/>
-                    </a:xfrm>
-                    <a:prstGeom prst="rect"/>
-                  </pic:spPr>
-                </pic:pic>
-              </a:graphicData>
-            </a:graphic>
-          </wp:inline>
-        </w:drawing>
-      </w:r>
-    </w:p>
-    <w:p>
-      <w:pPr>
-        <w:spacing w:line="300" w:lineRule="auto" w:after="120"/>
+        <w:spacing w:before="0" w:after="120" w:line="276" w:lineRule="auto"/>
       </w:pPr>
       <w:r>
         <w:rPr>
@@ -953,7 +792,7 @@
     </w:p>
     <w:p>
       <w:pPr>
-        <w:spacing w:line="300" w:lineRule="auto" w:after="120"/>
+        <w:spacing w:before="0" w:after="120" w:line="276" w:lineRule="auto"/>
       </w:pPr>
       <w:r>
         <w:rPr>
@@ -966,7 +805,7 @@
     </w:p>
     <w:p>
       <w:pPr>
-        <w:spacing w:line="300" w:lineRule="auto" w:after="120"/>
+        <w:spacing w:before="0" w:after="120" w:line="276" w:lineRule="auto"/>
       </w:pPr>
       <w:r>
         <w:rPr>
@@ -979,7 +818,7 @@
     </w:p>
     <w:p>
       <w:pPr>
-        <w:spacing w:line="300" w:lineRule="auto" w:after="120"/>
+        <w:spacing w:before="0" w:after="120" w:line="276" w:lineRule="auto"/>
       </w:pPr>
       <w:r>
         <w:rPr>
@@ -987,12 +826,12 @@
           <w:color w:val="222222"/>
           <w:sz w:val="24"/>
         </w:rPr>
-        <w:t>“Có chuyện gì không ổn sao ạ?” Amane hỏi.</w:t>
+        <w:t>“Có chuyện gì không ổn sao?” Amane hỏi.</w:t>
       </w:r>
     </w:p>
     <w:p>
       <w:pPr>
-        <w:spacing w:line="300" w:lineRule="auto" w:after="120"/>
+        <w:spacing w:before="0" w:after="120" w:line="276" w:lineRule="auto"/>
       </w:pPr>
       <w:r>
         <w:rPr>
@@ -1005,7 +844,7 @@
     </w:p>
     <w:p>
       <w:pPr>
-        <w:spacing w:line="300" w:lineRule="auto" w:after="120"/>
+        <w:spacing w:before="0" w:after="120" w:line="276" w:lineRule="auto"/>
       </w:pPr>
       <w:r>
         <w:rPr>
@@ -1013,12 +852,12 @@
           <w:color w:val="222222"/>
           <w:sz w:val="24"/>
         </w:rPr>
-        <w:t>“Em không hiểu lắm, nhưng có phải chị đang cố tự mình tìm ra câu trả lời cho một chuyện gì đó một mình không ạ?”</w:t>
+        <w:t>“Em không hiểu lắm, nhưng có phải chị đang cố tự mình tìm ra câu trả lời cho một chuyện gì đó một mình không?”</w:t>
       </w:r>
     </w:p>
     <w:p>
       <w:pPr>
-        <w:spacing w:line="300" w:lineRule="auto" w:after="120"/>
+        <w:spacing w:before="0" w:after="120" w:line="276" w:lineRule="auto"/>
       </w:pPr>
       <w:r>
         <w:rPr>
@@ -1031,7 +870,7 @@
     </w:p>
     <w:p>
       <w:pPr>
-        <w:spacing w:line="300" w:lineRule="auto" w:after="120"/>
+        <w:spacing w:before="0" w:after="120" w:line="276" w:lineRule="auto"/>
       </w:pPr>
       <w:r>
         <w:rPr>
@@ -1044,7 +883,7 @@
     </w:p>
     <w:p>
       <w:pPr>
-        <w:spacing w:line="300" w:lineRule="auto" w:after="120"/>
+        <w:spacing w:before="0" w:after="120" w:line="276" w:lineRule="auto"/>
       </w:pPr>
       <w:r>
         <w:rPr>
@@ -1057,7 +896,7 @@
     </w:p>
     <w:p>
       <w:pPr>
-        <w:spacing w:line="300" w:lineRule="auto" w:after="120"/>
+        <w:spacing w:before="0" w:after="120" w:line="276" w:lineRule="auto"/>
       </w:pPr>
       <w:r>
         <w:rPr>
@@ -1070,7 +909,7 @@
     </w:p>
     <w:p>
       <w:pPr>
-        <w:spacing w:line="300" w:lineRule="auto" w:after="120"/>
+        <w:spacing w:before="0" w:after="120" w:line="276" w:lineRule="auto"/>
       </w:pPr>
       <w:r>
         <w:rPr>
@@ -1083,7 +922,7 @@
     </w:p>
     <w:p>
       <w:pPr>
-        <w:spacing w:line="300" w:lineRule="auto" w:after="120"/>
+        <w:spacing w:before="0" w:after="120" w:line="276" w:lineRule="auto"/>
       </w:pPr>
       <w:r>
         <w:rPr>
@@ -1096,7 +935,7 @@
     </w:p>
     <w:p>
       <w:pPr>
-        <w:spacing w:line="300" w:lineRule="auto" w:after="120"/>
+        <w:spacing w:before="0" w:after="120" w:line="276" w:lineRule="auto"/>
       </w:pPr>
       <w:r>
         <w:rPr>
@@ -1109,7 +948,7 @@
     </w:p>
     <w:p>
       <w:pPr>
-        <w:spacing w:line="300" w:lineRule="auto" w:after="120"/>
+        <w:spacing w:before="0" w:after="120" w:line="276" w:lineRule="auto"/>
       </w:pPr>
       <w:r>
         <w:rPr>
@@ -1122,7 +961,7 @@
     </w:p>
     <w:p>
       <w:pPr>
-        <w:spacing w:line="300" w:lineRule="auto" w:after="120"/>
+        <w:spacing w:before="0" w:after="120" w:line="276" w:lineRule="auto"/>
       </w:pPr>
       <w:r>
         <w:rPr>
@@ -1135,7 +974,7 @@
     </w:p>
     <w:p>
       <w:pPr>
-        <w:spacing w:line="300" w:lineRule="auto" w:after="120"/>
+        <w:spacing w:before="0" w:after="120" w:line="276" w:lineRule="auto"/>
       </w:pPr>
       <w:r>
         <w:rPr>
@@ -1143,12 +982,12 @@
           <w:color w:val="222222"/>
           <w:sz w:val="24"/>
         </w:rPr>
-        <w:t>“Thì, điều đó tùy thuộc vào việc chị định nghĩa 'đủ mọi trò thân mật' là gì ạ. Nếu chúng ta lấy ví dụ về việc tiếp xúc đụng chạm cơ thể chẳng hạn, thì chẳng phải điều đó phụ thuộc vào từng người sao ạ? Ý em là, nếu chị hỏi liệu chuyện đó có khả thi hay không, thì chắc chắn là có vài gã đàn ông có thể làm được như thế. Nhưng đối với cá nhân em thì em xin kiếu hoàn toàn ạ.”</w:t>
+        <w:t>“Thì, điều đó tùy thuộc vào việc chị định nghĩa 'đủ mọi trò thân mật' là gì ạ. Nếu chúng ta lấy ví dụ về việc tiếp xúc đụng chạm cơ thể chẳng hạn, thì chẳng phải điều đó phụ thuộc vào từng người sao? Ý em là, nếu chị hỏi liệu chuyện đó có khả thi hay không, thì chắc chắn là có vài gã đàn ông có thể làm được như thế. Nhưng đối với cá nhân em thì em xin kiếu hoàn toàn ạ.”</w:t>
       </w:r>
     </w:p>
     <w:p>
       <w:pPr>
-        <w:spacing w:line="300" w:lineRule="auto" w:after="120"/>
+        <w:spacing w:before="0" w:after="120" w:line="276" w:lineRule="auto"/>
       </w:pPr>
       <w:r>
         <w:rPr>
@@ -1161,7 +1000,7 @@
     </w:p>
     <w:p>
       <w:pPr>
-        <w:spacing w:line="300" w:lineRule="auto" w:after="120"/>
+        <w:spacing w:before="0" w:after="120" w:line="276" w:lineRule="auto"/>
       </w:pPr>
       <w:r>
         <w:rPr>
@@ -1174,7 +1013,7 @@
     </w:p>
     <w:p>
       <w:pPr>
-        <w:spacing w:line="300" w:lineRule="auto" w:after="120"/>
+        <w:spacing w:before="0" w:after="120" w:line="276" w:lineRule="auto"/>
       </w:pPr>
       <w:r>
         <w:rPr>
@@ -1187,7 +1026,7 @@
     </w:p>
     <w:p>
       <w:pPr>
-        <w:spacing w:line="300" w:lineRule="auto" w:after="120"/>
+        <w:spacing w:before="0" w:after="120" w:line="276" w:lineRule="auto"/>
       </w:pPr>
       <w:r>
         <w:rPr>
@@ -1200,7 +1039,7 @@
     </w:p>
     <w:p>
       <w:pPr>
-        <w:spacing w:line="300" w:lineRule="auto" w:after="120"/>
+        <w:spacing w:before="0" w:after="120" w:line="276" w:lineRule="auto"/>
       </w:pPr>
       <w:r>
         <w:rPr>
@@ -1213,7 +1052,7 @@
     </w:p>
     <w:p>
       <w:pPr>
-        <w:spacing w:line="300" w:lineRule="auto" w:after="120"/>
+        <w:spacing w:before="0" w:after="120" w:line="276" w:lineRule="auto"/>
       </w:pPr>
       <w:r>
         <w:rPr>
@@ -1226,7 +1065,7 @@
     </w:p>
     <w:p>
       <w:pPr>
-        <w:spacing w:line="300" w:lineRule="auto" w:after="120"/>
+        <w:spacing w:before="0" w:after="120" w:line="276" w:lineRule="auto"/>
       </w:pPr>
       <w:r>
         <w:rPr>
@@ -1239,7 +1078,7 @@
     </w:p>
     <w:p>
       <w:pPr>
-        <w:spacing w:line="300" w:lineRule="auto" w:after="120"/>
+        <w:spacing w:before="0" w:after="120" w:line="276" w:lineRule="auto"/>
       </w:pPr>
       <w:r>
         <w:rPr>
@@ -1252,7 +1091,7 @@
     </w:p>
     <w:p>
       <w:pPr>
-        <w:spacing w:line="300" w:lineRule="auto" w:after="120"/>
+        <w:spacing w:before="0" w:after="120" w:line="276" w:lineRule="auto"/>
       </w:pPr>
       <w:r>
         <w:rPr>
@@ -1265,7 +1104,7 @@
     </w:p>
     <w:p>
       <w:pPr>
-        <w:spacing w:line="300" w:lineRule="auto" w:after="120"/>
+        <w:spacing w:before="0" w:after="120" w:line="276" w:lineRule="auto"/>
       </w:pPr>
       <w:r>
         <w:rPr>
@@ -1278,7 +1117,7 @@
     </w:p>
     <w:p>
       <w:pPr>
-        <w:spacing w:line="300" w:lineRule="auto" w:after="120"/>
+        <w:spacing w:before="0" w:after="120" w:line="276" w:lineRule="auto"/>
       </w:pPr>
       <w:r>
         <w:rPr>
@@ -1291,7 +1130,7 @@
     </w:p>
     <w:p>
       <w:pPr>
-        <w:spacing w:line="300" w:lineRule="auto" w:after="120"/>
+        <w:spacing w:before="0" w:after="120" w:line="276" w:lineRule="auto"/>
       </w:pPr>
       <w:r>
         <w:rPr>
@@ -1304,7 +1143,7 @@
     </w:p>
     <w:p>
       <w:pPr>
-        <w:spacing w:line="300" w:lineRule="auto" w:after="120"/>
+        <w:spacing w:before="0" w:after="120" w:line="276" w:lineRule="auto"/>
       </w:pPr>
       <w:r>
         <w:rPr>
@@ -1317,7 +1156,7 @@
     </w:p>
     <w:p>
       <w:pPr>
-        <w:spacing w:line="300" w:lineRule="auto" w:after="120"/>
+        <w:spacing w:before="0" w:after="120" w:line="276" w:lineRule="auto"/>
       </w:pPr>
       <w:r>
         <w:rPr>
@@ -1330,7 +1169,7 @@
     </w:p>
     <w:p>
       <w:pPr>
-        <w:spacing w:line="300" w:lineRule="auto" w:after="120"/>
+        <w:spacing w:before="0" w:after="120" w:line="276" w:lineRule="auto"/>
       </w:pPr>
       <w:r>
         <w:rPr>
@@ -1343,7 +1182,7 @@
     </w:p>
     <w:p>
       <w:pPr>
-        <w:spacing w:line="300" w:lineRule="auto" w:after="120"/>
+        <w:spacing w:before="0" w:after="120" w:line="276" w:lineRule="auto"/>
       </w:pPr>
       <w:r>
         <w:rPr>
@@ -1356,7 +1195,7 @@
     </w:p>
     <w:p>
       <w:pPr>
-        <w:spacing w:line="300" w:lineRule="auto" w:after="120"/>
+        <w:spacing w:before="0" w:after="120" w:line="276" w:lineRule="auto"/>
       </w:pPr>
       <w:r>
         <w:rPr>
@@ -1369,62 +1208,22 @@
     </w:p>
     <w:p>
       <w:pPr>
-        <w:spacing w:before="400" w:after="200"/>
+        <w:spacing w:before="280" w:after="280"/>
         <w:jc w:val="center"/>
       </w:pPr>
       <w:r>
         <w:rPr>
           <w:rFonts w:ascii="Montserrat" w:hAnsi="Montserrat"/>
           <w:b/>
-          <w:color w:val="111111"/>
-          <w:sz w:val="28"/>
+          <w:color w:val="222222"/>
+          <w:sz w:val="24"/>
         </w:rPr>
         <w:t>Melonbooks SS: Phần thưởng tìm thấy trong hai nụ cười</w:t>
       </w:r>
     </w:p>
     <w:p>
       <w:pPr>
-        <w:spacing w:after="280" w:before="280"/>
-        <w:jc w:val="center"/>
-      </w:pPr>
-      <w:r>
-        <w:drawing>
-          <wp:inline xmlns:a="http://schemas.openxmlformats.org/drawingml/2006/main" xmlns:pic="http://schemas.openxmlformats.org/drawingml/2006/picture">
-            <wp:extent cx="5029200" cy="2425468"/>
-            <wp:docPr id="5" name="Picture 5"/>
-            <wp:cNvGraphicFramePr>
-              <a:graphicFrameLocks noChangeAspect="1"/>
-            </wp:cNvGraphicFramePr>
-            <a:graphic>
-              <a:graphicData uri="http://schemas.openxmlformats.org/drawingml/2006/picture">
-                <pic:pic>
-                  <pic:nvPicPr>
-                    <pic:cNvPr id="0" name="image_p228_1.jpeg"/>
-                    <pic:cNvPicPr/>
-                  </pic:nvPicPr>
-                  <pic:blipFill>
-                    <a:blip r:embed="rId13"/>
-                    <a:stretch>
-                      <a:fillRect/>
-                    </a:stretch>
-                  </pic:blipFill>
-                  <pic:spPr>
-                    <a:xfrm>
-                      <a:off x="0" y="0"/>
-                      <a:ext cx="5029200" cy="2425468"/>
-                    </a:xfrm>
-                    <a:prstGeom prst="rect"/>
-                  </pic:spPr>
-                </pic:pic>
-              </a:graphicData>
-            </a:graphic>
-          </wp:inline>
-        </w:drawing>
-      </w:r>
-    </w:p>
-    <w:p>
-      <w:pPr>
-        <w:spacing w:line="300" w:lineRule="auto" w:after="120"/>
+        <w:spacing w:before="0" w:after="120" w:line="276" w:lineRule="auto"/>
       </w:pPr>
       <w:r>
         <w:rPr>
@@ -1437,7 +1236,7 @@
     </w:p>
     <w:p>
       <w:pPr>
-        <w:spacing w:line="300" w:lineRule="auto" w:after="120"/>
+        <w:spacing w:before="0" w:after="120" w:line="276" w:lineRule="auto"/>
       </w:pPr>
       <w:r>
         <w:rPr>
@@ -1450,7 +1249,7 @@
     </w:p>
     <w:p>
       <w:pPr>
-        <w:spacing w:line="300" w:lineRule="auto" w:after="120"/>
+        <w:spacing w:before="0" w:after="120" w:line="276" w:lineRule="auto"/>
       </w:pPr>
       <w:r>
         <w:rPr>
@@ -1458,12 +1257,12 @@
           <w:color w:val="222222"/>
           <w:sz w:val="24"/>
         </w:rPr>
-        <w:t>“Cậu nhìn thấy mọi thứ đã cân đối hài hòa chưa hả Amane-kun?”</w:t>
+        <w:t>“Cậu nhìn thấy mọi thứ đã cân đối hài hòa chưa hả Amane?”</w:t>
       </w:r>
     </w:p>
     <w:p>
       <w:pPr>
-        <w:spacing w:line="300" w:lineRule="auto" w:after="120"/>
+        <w:spacing w:before="0" w:after="120" w:line="276" w:lineRule="auto"/>
       </w:pPr>
       <w:r>
         <w:rPr>
@@ -1476,7 +1275,7 @@
     </w:p>
     <w:p>
       <w:pPr>
-        <w:spacing w:line="300" w:lineRule="auto" w:after="120"/>
+        <w:spacing w:before="0" w:after="120" w:line="276" w:lineRule="auto"/>
       </w:pPr>
       <w:r>
         <w:rPr>
@@ -1489,7 +1288,7 @@
     </w:p>
     <w:p>
       <w:pPr>
-        <w:spacing w:line="300" w:lineRule="auto" w:after="120"/>
+        <w:spacing w:before="0" w:after="120" w:line="276" w:lineRule="auto"/>
       </w:pPr>
       <w:r>
         <w:rPr>
@@ -1502,7 +1301,7 @@
     </w:p>
     <w:p>
       <w:pPr>
-        <w:spacing w:line="300" w:lineRule="auto" w:after="120"/>
+        <w:spacing w:before="0" w:after="120" w:line="276" w:lineRule="auto"/>
       </w:pPr>
       <w:r>
         <w:rPr>
@@ -1515,7 +1314,7 @@
     </w:p>
     <w:p>
       <w:pPr>
-        <w:spacing w:line="300" w:lineRule="auto" w:after="120"/>
+        <w:spacing w:before="0" w:after="120" w:line="276" w:lineRule="auto"/>
       </w:pPr>
       <w:r>
         <w:rPr>
@@ -1528,7 +1327,7 @@
     </w:p>
     <w:p>
       <w:pPr>
-        <w:spacing w:line="300" w:lineRule="auto" w:after="120"/>
+        <w:spacing w:before="0" w:after="120" w:line="276" w:lineRule="auto"/>
       </w:pPr>
       <w:r>
         <w:rPr>
@@ -1541,7 +1340,7 @@
     </w:p>
     <w:p>
       <w:pPr>
-        <w:spacing w:line="300" w:lineRule="auto" w:after="120"/>
+        <w:spacing w:before="0" w:after="120" w:line="276" w:lineRule="auto"/>
       </w:pPr>
       <w:r>
         <w:rPr>
@@ -1549,12 +1348,12 @@
           <w:color w:val="222222"/>
           <w:sz w:val="24"/>
         </w:rPr>
-        <w:t>Mahiru từng đề cập rằng, mặc dù cô Koyuki luôn chuẩn bị cho cô một bữa tiệc Giáng sinh thịnh soạn mỗi năm, nhưng bất cứ điều gì vượt quá mức đó, chẳng hạn như dựng một cây thông Noel, lại không phải là sự xa xỉ mà cô có thể có được do mối quan hệ công việc của họ. Vì đây là lần đầu tiên cô được tự tay trang trí cây thông Noel, Amane muốn để Mahiru tận hưởng trọn vẹn niềm vui thích, đắm mình trong niềm hạnh phúc của trải nghiệm mới mẻ này.</w:t>
+        <w:t>Mahiru từng đề cập rằng, mặc dù bác Koyuki luôn chuẩn bị cho cô một bữa tiệc Giáng sinh thịnh soạn mỗi năm, nhưng bất cứ điều gì vượt quá mức đó, chẳng hạn như dựng một cây thông Noel, lại không phải là sự xa xỉ mà cô có thể có được do mối quan hệ công việc của họ. Vì đây là lần đầu tiên cô được tự tay trang trí cây thông Noel, Amane muốn để Mahiru tận hưởng trọn vẹn niềm vui thích, đắm mình trong niềm hạnh phúc của trải nghiệm mới mẻ này.</w:t>
       </w:r>
     </w:p>
     <w:p>
       <w:pPr>
-        <w:spacing w:line="300" w:lineRule="auto" w:after="120"/>
+        <w:spacing w:before="0" w:after="120" w:line="276" w:lineRule="auto"/>
       </w:pPr>
       <w:r>
         <w:rPr>
@@ -1562,12 +1361,12 @@
           <w:color w:val="222222"/>
           <w:sz w:val="24"/>
         </w:rPr>
-        <w:t>“Amane-kun không định giúp trang trí cây thông sao ạ? Nãy giờ cậu vẫn chưa treo món nào lên cả đấy.”</w:t>
+        <w:t>“Amane không định giúp trang trí cây thông sao? Nãy giờ cậu vẫn chưa treo món nào lên cả đấy.”</w:t>
       </w:r>
     </w:p>
     <w:p>
       <w:pPr>
-        <w:spacing w:line="300" w:lineRule="auto" w:after="120"/>
+        <w:spacing w:before="0" w:after="120" w:line="276" w:lineRule="auto"/>
       </w:pPr>
       <w:r>
         <w:rPr>
@@ -1580,7 +1379,7 @@
     </w:p>
     <w:p>
       <w:pPr>
-        <w:spacing w:line="300" w:lineRule="auto" w:after="120"/>
+        <w:spacing w:before="0" w:after="120" w:line="276" w:lineRule="auto"/>
       </w:pPr>
       <w:r>
         <w:rPr>
@@ -1593,7 +1392,7 @@
     </w:p>
     <w:p>
       <w:pPr>
-        <w:spacing w:line="300" w:lineRule="auto" w:after="120"/>
+        <w:spacing w:before="0" w:after="120" w:line="276" w:lineRule="auto"/>
       </w:pPr>
       <w:r>
         <w:rPr>
@@ -1606,7 +1405,7 @@
     </w:p>
     <w:p>
       <w:pPr>
-        <w:spacing w:line="300" w:lineRule="auto" w:after="120"/>
+        <w:spacing w:before="0" w:after="120" w:line="276" w:lineRule="auto"/>
       </w:pPr>
       <w:r>
         <w:rPr>
@@ -1619,7 +1418,7 @@
     </w:p>
     <w:p>
       <w:pPr>
-        <w:spacing w:line="300" w:lineRule="auto" w:after="120"/>
+        <w:spacing w:before="0" w:after="120" w:line="276" w:lineRule="auto"/>
       </w:pPr>
       <w:r>
         <w:rPr>
@@ -1627,12 +1426,12 @@
           <w:color w:val="222222"/>
           <w:sz w:val="24"/>
         </w:rPr>
-        <w:t>“Đáng lẽ cậu phải nói trước cho tớ biết chứ ạ!”</w:t>
+        <w:t>“Đáng lẽ cậu phải nói trước cho tớ biết chứ!”</w:t>
       </w:r>
     </w:p>
     <w:p>
       <w:pPr>
-        <w:spacing w:line="300" w:lineRule="auto" w:after="120"/>
+        <w:spacing w:before="0" w:after="120" w:line="276" w:lineRule="auto"/>
       </w:pPr>
       <w:r>
         <w:rPr>
@@ -1645,7 +1444,7 @@
     </w:p>
     <w:p>
       <w:pPr>
-        <w:spacing w:line="300" w:lineRule="auto" w:after="120"/>
+        <w:spacing w:before="0" w:after="120" w:line="276" w:lineRule="auto"/>
       </w:pPr>
       <w:r>
         <w:rPr>
@@ -1653,12 +1452,12 @@
           <w:color w:val="222222"/>
           <w:sz w:val="24"/>
         </w:rPr>
-        <w:t>“Bộ tớ thực sự háo hức đến mức đó sao ạ…?”</w:t>
+        <w:t>“Bộ tớ thực sự háo hức đến mức đó sao…?”</w:t>
       </w:r>
     </w:p>
     <w:p>
       <w:pPr>
-        <w:spacing w:line="300" w:lineRule="auto" w:after="120"/>
+        <w:spacing w:before="0" w:after="120" w:line="276" w:lineRule="auto"/>
       </w:pPr>
       <w:r>
         <w:rPr>
@@ -1671,7 +1470,7 @@
     </w:p>
     <w:p>
       <w:pPr>
-        <w:spacing w:line="300" w:lineRule="auto" w:after="120"/>
+        <w:spacing w:before="0" w:after="120" w:line="276" w:lineRule="auto"/>
       </w:pPr>
       <w:r>
         <w:rPr>
@@ -1679,12 +1478,12 @@
           <w:color w:val="222222"/>
           <w:sz w:val="24"/>
         </w:rPr>
-        <w:t>“Có rất nhiều thứ để lo lắng đấy chứ ạ! Thật tình!” Mahiru phồng má, giọng điệu mang theo vẻ hờn dỗi trách móc nhẹ nhàng. Tuy nhiên, từ giọng điệu và nét mặt của cô, rõ ràng là cô không hề khó chịu. Nếu có, đó chỉ là để che giấu đi sự bẽn lẽn ngượng ngùng của mình mà thôi.</w:t>
+        <w:t>“Có rất nhiều thứ để lo lắng đấy chứ! Thật tình!” Mahiru phồng má, giọng điệu mang theo vẻ hờn dỗi trách móc nhẹ nhàng. Tuy nhiên, từ giọng điệu và nét mặt của cô, rõ ràng là cô không hề khó chịu. Nếu có, đó chỉ là để che giấu đi sự bẽn lẽn ngượng ngùng của mình mà thôi.</w:t>
       </w:r>
     </w:p>
     <w:p>
       <w:pPr>
-        <w:spacing w:line="300" w:lineRule="auto" w:after="120"/>
+        <w:spacing w:before="0" w:after="120" w:line="276" w:lineRule="auto"/>
       </w:pPr>
       <w:r>
         <w:rPr>
@@ -1697,7 +1496,7 @@
     </w:p>
     <w:p>
       <w:pPr>
-        <w:spacing w:line="300" w:lineRule="auto" w:after="120"/>
+        <w:spacing w:before="0" w:after="120" w:line="276" w:lineRule="auto"/>
       </w:pPr>
       <w:r>
         <w:rPr>
@@ -1705,12 +1504,12 @@
           <w:color w:val="222222"/>
           <w:sz w:val="24"/>
         </w:rPr>
-        <w:t>“Sẽ thật không công bằng nếu chỉ có mỗi một mình tớ xuất hiện trong video, nên tớ nhất định phải đưa cả Amane-kun vào trong đó nữa ạ. Rốt cuộc thì cậu mới là con trai ruột của hai bác mà.”</w:t>
+        <w:t>“Sẽ thật không công bằng nếu chỉ có mỗi một mình tớ xuất hiện trong video, nên tớ nhất định phải đưa cả Amane vào trong đó nữa nè. Rốt cuộc thì cậu mới là con trai ruột của hai bác mà.”</w:t>
       </w:r>
     </w:p>
     <w:p>
       <w:pPr>
-        <w:spacing w:line="300" w:lineRule="auto" w:after="120"/>
+        <w:spacing w:before="0" w:after="120" w:line="276" w:lineRule="auto"/>
       </w:pPr>
       <w:r>
         <w:rPr>
@@ -1723,7 +1522,7 @@
     </w:p>
     <w:p>
       <w:pPr>
-        <w:spacing w:line="300" w:lineRule="auto" w:after="120"/>
+        <w:spacing w:before="0" w:after="120" w:line="276" w:lineRule="auto"/>
       </w:pPr>
       <w:r>
         <w:rPr>
@@ -1731,12 +1530,12 @@
           <w:color w:val="222222"/>
           <w:sz w:val="24"/>
         </w:rPr>
-        <w:t>“Không được viện cớ. Hơn nữa, chẳng phải cô Shihoko và chú Shuuto sẽ cảm thấy an tâm hơn nhiều nếu cả hai chúng mình cùng xuất hiện trong khung hình sao ạ? Hãy coi đây là hình phạt cho việc cậu dám quay lén tớ mà không xin phép nhé.”</w:t>
+        <w:t>“Không được viện cớ. Hơn nữa, chẳng phải cô Shihoko và bác Shuuto sẽ cảm thấy an tâm hơn nhiều nếu cả hai chúng mình cùng xuất hiện trong khung hình sao ạ? Hãy coi đây là hình phạt cho việc cậu dám quay lén tớ mà không xin phép nhé.”</w:t>
       </w:r>
     </w:p>
     <w:p>
       <w:pPr>
-        <w:spacing w:line="300" w:lineRule="auto" w:after="120"/>
+        <w:spacing w:before="0" w:after="120" w:line="276" w:lineRule="auto"/>
       </w:pPr>
       <w:r>
         <w:rPr>
@@ -1749,7 +1548,7 @@
     </w:p>
     <w:p>
       <w:pPr>
-        <w:spacing w:line="300" w:lineRule="auto" w:after="120"/>
+        <w:spacing w:before="0" w:after="120" w:line="276" w:lineRule="auto"/>
       </w:pPr>
       <w:r>
         <w:rPr>
@@ -1762,62 +1561,22 @@
     </w:p>
     <w:p>
       <w:pPr>
-        <w:spacing w:before="400" w:after="200"/>
+        <w:spacing w:before="280" w:after="280"/>
         <w:jc w:val="center"/>
       </w:pPr>
       <w:r>
         <w:rPr>
           <w:rFonts w:ascii="Montserrat" w:hAnsi="Montserrat"/>
           <w:b/>
-          <w:color w:val="111111"/>
-          <w:sz w:val="28"/>
+          <w:color w:val="222222"/>
+          <w:sz w:val="24"/>
         </w:rPr>
         <w:t>Surugaya SS: Điều ước trong chuyến viếng đền đầu năm</w:t>
       </w:r>
     </w:p>
     <w:p>
       <w:pPr>
-        <w:spacing w:after="280" w:before="280"/>
-        <w:jc w:val="center"/>
-      </w:pPr>
-      <w:r>
-        <w:drawing>
-          <wp:inline xmlns:a="http://schemas.openxmlformats.org/drawingml/2006/main" xmlns:pic="http://schemas.openxmlformats.org/drawingml/2006/picture">
-            <wp:extent cx="5029200" cy="2425468"/>
-            <wp:docPr id="6" name="Picture 6"/>
-            <wp:cNvGraphicFramePr>
-              <a:graphicFrameLocks noChangeAspect="1"/>
-            </wp:cNvGraphicFramePr>
-            <a:graphic>
-              <a:graphicData uri="http://schemas.openxmlformats.org/drawingml/2006/picture">
-                <pic:pic>
-                  <pic:nvPicPr>
-                    <pic:cNvPr id="0" name="image_p231_1.jpeg"/>
-                    <pic:cNvPicPr/>
-                  </pic:nvPicPr>
-                  <pic:blipFill>
-                    <a:blip r:embed="rId14"/>
-                    <a:stretch>
-                      <a:fillRect/>
-                    </a:stretch>
-                  </pic:blipFill>
-                  <pic:spPr>
-                    <a:xfrm>
-                      <a:off x="0" y="0"/>
-                      <a:ext cx="5029200" cy="2425468"/>
-                    </a:xfrm>
-                    <a:prstGeom prst="rect"/>
-                  </pic:spPr>
-                </pic:pic>
-              </a:graphicData>
-            </a:graphic>
-          </wp:inline>
-        </w:drawing>
-      </w:r>
-    </w:p>
-    <w:p>
-      <w:pPr>
-        <w:spacing w:line="300" w:lineRule="auto" w:after="120"/>
+        <w:spacing w:before="0" w:after="120" w:line="276" w:lineRule="auto"/>
       </w:pPr>
       <w:r>
         <w:rPr>
@@ -1830,7 +1589,7 @@
     </w:p>
     <w:p>
       <w:pPr>
-        <w:spacing w:line="300" w:lineRule="auto" w:after="120"/>
+        <w:spacing w:before="0" w:after="120" w:line="276" w:lineRule="auto"/>
       </w:pPr>
       <w:r>
         <w:rPr>
@@ -1838,12 +1597,12 @@
           <w:color w:val="222222"/>
           <w:sz w:val="24"/>
         </w:rPr>
-        <w:t>Năm ngoái, Mahiru đã mượn một bộ kimono từ mẹ của Amane cho chuyến đi viếng đền. Tuy nhiên năm nay, cô không có bộ kimono đó; ngay cả khi có, Mahiru cũng không tự tin mình có thể mặc nó thật đẹp cho dịp này. Mặc dù cô biết những bước cơ bản để mặc một bộ kimono và thậm chí đã được cô Koyuki công nhận, cô không cảm thấy bấy nhiêu đó là đủ để tự mình chuẩn bị một bộ đồ. Thêm vào đó, năm nay họ sẽ đi tàu điện, nên không có nhiều không gian cho sự thanh lịch của một bộ kimono. Đó là lý do tại sao năm nay họ rời khỏi nhà trong những bộ trang phục thường ngày ấm áp.</w:t>
+        <w:t>Năm ngoái, Mahiru đã mượn một bộ kimono từ mẹ của Amane cho chuyến đi viếng đền. Tuy nhiên năm nay, cô không có bộ kimono đó; ngay cả khi có, Mahiru cũng không tự tin mình có thể mặc nó thật đẹp cho dịp này. Mặc dù cô biết những bước cơ bản để mặc một bộ kimono và thậm chí đã được bác Koyuki công nhận, cô không cảm thấy bấy nhiêu đó là đủ để tự mình chuẩn bị một bộ đồ. Thêm vào đó, năm nay họ sẽ đi tàu điện, nên không có nhiều không gian cho sự thanh lịch của một bộ kimono. Đó là lý do tại sao năm nay họ rời khỏi nhà trong những bộ trang phục thường ngày ấm áp.</w:t>
       </w:r>
     </w:p>
     <w:p>
       <w:pPr>
-        <w:spacing w:line="300" w:lineRule="auto" w:after="120"/>
+        <w:spacing w:before="0" w:after="120" w:line="276" w:lineRule="auto"/>
       </w:pPr>
       <w:r>
         <w:rPr>
@@ -1856,7 +1615,7 @@
     </w:p>
     <w:p>
       <w:pPr>
-        <w:spacing w:line="300" w:lineRule="auto" w:after="120"/>
+        <w:spacing w:before="0" w:after="120" w:line="276" w:lineRule="auto"/>
       </w:pPr>
       <w:r>
         <w:rPr>
@@ -1869,7 +1628,7 @@
     </w:p>
     <w:p>
       <w:pPr>
-        <w:spacing w:line="300" w:lineRule="auto" w:after="120"/>
+        <w:spacing w:before="0" w:after="120" w:line="276" w:lineRule="auto"/>
       </w:pPr>
       <w:r>
         <w:rPr>
@@ -1882,7 +1641,7 @@
     </w:p>
     <w:p>
       <w:pPr>
-        <w:spacing w:line="300" w:lineRule="auto" w:after="120"/>
+        <w:spacing w:before="0" w:after="120" w:line="276" w:lineRule="auto"/>
       </w:pPr>
       <w:r>
         <w:rPr>
@@ -1895,7 +1654,7 @@
     </w:p>
     <w:p>
       <w:pPr>
-        <w:spacing w:line="300" w:lineRule="auto" w:after="120"/>
+        <w:spacing w:before="0" w:after="120" w:line="276" w:lineRule="auto"/>
       </w:pPr>
       <w:r>
         <w:rPr>
@@ -1908,7 +1667,7 @@
     </w:p>
     <w:p>
       <w:pPr>
-        <w:spacing w:line="300" w:lineRule="auto" w:after="120"/>
+        <w:spacing w:before="0" w:after="120" w:line="276" w:lineRule="auto"/>
       </w:pPr>
       <w:r>
         <w:rPr>
@@ -1921,7 +1680,7 @@
     </w:p>
     <w:p>
       <w:pPr>
-        <w:spacing w:line="300" w:lineRule="auto" w:after="120"/>
+        <w:spacing w:before="0" w:after="120" w:line="276" w:lineRule="auto"/>
       </w:pPr>
       <w:r>
         <w:rPr>
@@ -1934,7 +1693,7 @@
     </w:p>
     <w:p>
       <w:pPr>
-        <w:spacing w:line="300" w:lineRule="auto" w:after="120"/>
+        <w:spacing w:before="0" w:after="120" w:line="276" w:lineRule="auto"/>
       </w:pPr>
       <w:r>
         <w:rPr>
@@ -1942,12 +1701,12 @@
           <w:color w:val="222222"/>
           <w:sz w:val="24"/>
         </w:rPr>
-        <w:t>“Tham lam quá mức sẽ chẳng mang lại kết quả tốt đẹp nào cả đâu ạ. Mong ước cho những chuỗi ngày này cứ thế tiếp diễn mãi có lẽ vốn dĩ đã là quá đỗi tham lam rồi,” Mahiru trầm ngâm.</w:t>
+        <w:t>“Tham lam quá mức sẽ chẳng mang lại kết quả tốt đẹp nào cả đâu mà. Mong ước cho những chuỗi ngày này cứ thế tiếp diễn mãi có lẽ vốn dĩ đã là quá đỗi tham lam rồi,” Mahiru trầm ngâm.</w:t>
       </w:r>
     </w:p>
     <w:p>
       <w:pPr>
-        <w:spacing w:line="300" w:lineRule="auto" w:after="120"/>
+        <w:spacing w:before="0" w:after="120" w:line="276" w:lineRule="auto"/>
       </w:pPr>
       <w:r>
         <w:rPr>
@@ -1960,7 +1719,7 @@
     </w:p>
     <w:p>
       <w:pPr>
-        <w:spacing w:line="300" w:lineRule="auto" w:after="120"/>
+        <w:spacing w:before="0" w:after="120" w:line="276" w:lineRule="auto"/>
       </w:pPr>
       <w:r>
         <w:rPr>
@@ -1968,12 +1727,12 @@
           <w:color w:val="222222"/>
           <w:sz w:val="24"/>
         </w:rPr>
-        <w:t>“Cậu nói chính xác hoàn toàn ạ.”</w:t>
+        <w:t>“Cậu nói chính xác hoàn toàn luôn.”</w:t>
       </w:r>
     </w:p>
     <w:p>
       <w:pPr>
-        <w:spacing w:line="300" w:lineRule="auto" w:after="120"/>
+        <w:spacing w:before="0" w:after="120" w:line="276" w:lineRule="auto"/>
       </w:pPr>
       <w:r>
         <w:rPr>
@@ -1986,7 +1745,7 @@
     </w:p>
     <w:p>
       <w:pPr>
-        <w:spacing w:line="300" w:lineRule="auto" w:after="120"/>
+        <w:spacing w:before="0" w:after="120" w:line="276" w:lineRule="auto"/>
       </w:pPr>
       <w:r>
         <w:rPr>
@@ -1999,7 +1758,7 @@
     </w:p>
     <w:p>
       <w:pPr>
-        <w:spacing w:line="300" w:lineRule="auto" w:after="120"/>
+        <w:spacing w:before="0" w:after="120" w:line="276" w:lineRule="auto"/>
       </w:pPr>
       <w:r>
         <w:rPr>
@@ -2012,7 +1771,7 @@
     </w:p>
     <w:p>
       <w:pPr>
-        <w:spacing w:line="300" w:lineRule="auto" w:after="120"/>
+        <w:spacing w:before="0" w:after="120" w:line="276" w:lineRule="auto"/>
       </w:pPr>
       <w:r>
         <w:rPr>
@@ -2025,7 +1784,7 @@
     </w:p>
     <w:p>
       <w:pPr>
-        <w:spacing w:line="300" w:lineRule="auto" w:after="120"/>
+        <w:spacing w:before="0" w:after="120" w:line="276" w:lineRule="auto"/>
       </w:pPr>
       <w:r>
         <w:rPr>
@@ -2038,7 +1797,7 @@
     </w:p>
     <w:p>
       <w:pPr>
-        <w:spacing w:line="300" w:lineRule="auto" w:after="120"/>
+        <w:spacing w:before="0" w:after="120" w:line="276" w:lineRule="auto"/>
       </w:pPr>
       <w:r>
         <w:rPr>
@@ -2051,7 +1810,7 @@
     </w:p>
     <w:p>
       <w:pPr>
-        <w:spacing w:line="300" w:lineRule="auto" w:after="120"/>
+        <w:spacing w:before="0" w:after="120" w:line="276" w:lineRule="auto"/>
       </w:pPr>
       <w:r>
         <w:rPr>
@@ -2059,12 +1818,12 @@
           <w:color w:val="222222"/>
           <w:sz w:val="24"/>
         </w:rPr>
-        <w:t>“Chúng mình vẫn chưa nhận được bất kỳ tin tức cập nhật nào từ hai người họ cả, nên chẳng còn điều gì khác chúng mình có thể làm vào lúc này đúng không ạ?”</w:t>
+        <w:t>“Chúng mình vẫn chưa nhận được bất kỳ tin tức cập nhật nào từ hai người họ cả, nên chẳng còn điều gì khác chúng mình có thể làm vào lúc này đúng không?”</w:t>
       </w:r>
     </w:p>
     <w:p>
       <w:pPr>
-        <w:spacing w:line="300" w:lineRule="auto" w:after="120"/>
+        <w:spacing w:before="0" w:after="120" w:line="276" w:lineRule="auto"/>
       </w:pPr>
       <w:r>
         <w:rPr>
@@ -2077,7 +1836,7 @@
     </w:p>
     <w:p>
       <w:pPr>
-        <w:spacing w:line="300" w:lineRule="auto" w:after="120"/>
+        <w:spacing w:before="0" w:after="120" w:line="276" w:lineRule="auto"/>
       </w:pPr>
       <w:r>
         <w:rPr>
@@ -2085,12 +1844,12 @@
           <w:color w:val="222222"/>
           <w:sz w:val="24"/>
         </w:rPr>
-        <w:t>“Chuyện này thực sự đang bắt đầu đè nặng lên Chitose-san rồi ạ. Việc chứng kiến tinh thần của cậu ấy ngày càng chìm sâu xuống đáy thật khó lòng chịu đựng nổi…”</w:t>
+        <w:t>“Chuyện này thực sự đang bắt đầu đè nặng lên Chitose rồi…. Việc chứng kiến tinh thần của cậu ấy ngày càng chìm sâu xuống đáy thật khó lòng chịu đựng nổi…”</w:t>
       </w:r>
     </w:p>
     <w:p>
       <w:pPr>
-        <w:spacing w:line="300" w:lineRule="auto" w:after="120"/>
+        <w:spacing w:before="0" w:after="120" w:line="276" w:lineRule="auto"/>
       </w:pPr>
       <w:r>
         <w:rPr>
@@ -2103,7 +1862,7 @@
     </w:p>
     <w:p>
       <w:pPr>
-        <w:spacing w:line="300" w:lineRule="auto" w:after="120"/>
+        <w:spacing w:before="0" w:after="120" w:line="276" w:lineRule="auto"/>
       </w:pPr>
       <w:r>
         <w:rPr>
@@ -2116,7 +1875,7 @@
     </w:p>
     <w:p>
       <w:pPr>
-        <w:spacing w:line="300" w:lineRule="auto" w:after="120"/>
+        <w:spacing w:before="0" w:after="120" w:line="276" w:lineRule="auto"/>
       </w:pPr>
       <w:r>
         <w:rPr>
@@ -2124,12 +1883,12 @@
           <w:color w:val="222222"/>
           <w:sz w:val="24"/>
         </w:rPr>
-        <w:t>“…Chúng mình nên làm gì bây giờ ạ?” Mahiru khẽ hỏi.</w:t>
+        <w:t>“…Chúng mình nên làm gì bây giờ đây?” Mahiru khẽ hỏi.</w:t>
       </w:r>
     </w:p>
     <w:p>
       <w:pPr>
-        <w:spacing w:line="300" w:lineRule="auto" w:after="120"/>
+        <w:spacing w:before="0" w:after="120" w:line="276" w:lineRule="auto"/>
       </w:pPr>
       <w:r>
         <w:rPr>
@@ -2142,7 +1901,7 @@
     </w:p>
     <w:p>
       <w:pPr>
-        <w:spacing w:line="300" w:lineRule="auto" w:after="120"/>
+        <w:spacing w:before="0" w:after="120" w:line="276" w:lineRule="auto"/>
       </w:pPr>
       <w:r>
         <w:rPr>
@@ -2155,62 +1914,22 @@
     </w:p>
     <w:p>
       <w:pPr>
-        <w:spacing w:before="400" w:after="200"/>
+        <w:spacing w:before="280" w:after="280"/>
         <w:jc w:val="center"/>
       </w:pPr>
       <w:r>
         <w:rPr>
           <w:rFonts w:ascii="Montserrat" w:hAnsi="Montserrat"/>
           <w:b/>
-          <w:color w:val="111111"/>
-          <w:sz w:val="28"/>
+          <w:color w:val="222222"/>
+          <w:sz w:val="24"/>
         </w:rPr>
         <w:t>Toranoana SS: Lại thêm một ngày bình yên</w:t>
       </w:r>
     </w:p>
     <w:p>
       <w:pPr>
-        <w:spacing w:after="280" w:before="280"/>
-        <w:jc w:val="center"/>
-      </w:pPr>
-      <w:r>
-        <w:drawing>
-          <wp:inline xmlns:a="http://schemas.openxmlformats.org/drawingml/2006/main" xmlns:pic="http://schemas.openxmlformats.org/drawingml/2006/picture">
-            <wp:extent cx="5029200" cy="2155372"/>
-            <wp:docPr id="7" name="Picture 7"/>
-            <wp:cNvGraphicFramePr>
-              <a:graphicFrameLocks noChangeAspect="1"/>
-            </wp:cNvGraphicFramePr>
-            <a:graphic>
-              <a:graphicData uri="http://schemas.openxmlformats.org/drawingml/2006/picture">
-                <pic:pic>
-                  <pic:nvPicPr>
-                    <pic:cNvPr id="0" name="image_p234_1.jpeg"/>
-                    <pic:cNvPicPr/>
-                  </pic:nvPicPr>
-                  <pic:blipFill>
-                    <a:blip r:embed="rId15"/>
-                    <a:stretch>
-                      <a:fillRect/>
-                    </a:stretch>
-                  </pic:blipFill>
-                  <pic:spPr>
-                    <a:xfrm>
-                      <a:off x="0" y="0"/>
-                      <a:ext cx="5029200" cy="2155372"/>
-                    </a:xfrm>
-                    <a:prstGeom prst="rect"/>
-                  </pic:spPr>
-                </pic:pic>
-              </a:graphicData>
-            </a:graphic>
-          </wp:inline>
-        </w:drawing>
-      </w:r>
-    </w:p>
-    <w:p>
-      <w:pPr>
-        <w:spacing w:line="300" w:lineRule="auto" w:after="120"/>
+        <w:spacing w:before="0" w:after="120" w:line="276" w:lineRule="auto"/>
       </w:pPr>
       <w:r>
         <w:rPr>
@@ -2223,7 +1942,7 @@
     </w:p>
     <w:p>
       <w:pPr>
-        <w:spacing w:line="300" w:lineRule="auto" w:after="120"/>
+        <w:spacing w:before="0" w:after="120" w:line="276" w:lineRule="auto"/>
       </w:pPr>
       <w:r>
         <w:rPr>
@@ -2236,7 +1955,7 @@
     </w:p>
     <w:p>
       <w:pPr>
-        <w:spacing w:line="300" w:lineRule="auto" w:after="120"/>
+        <w:spacing w:before="0" w:after="120" w:line="276" w:lineRule="auto"/>
       </w:pPr>
       <w:r>
         <w:rPr>
@@ -2249,7 +1968,7 @@
     </w:p>
     <w:p>
       <w:pPr>
-        <w:spacing w:line="300" w:lineRule="auto" w:after="120"/>
+        <w:spacing w:before="0" w:after="120" w:line="276" w:lineRule="auto"/>
       </w:pPr>
       <w:r>
         <w:rPr>
@@ -2262,7 +1981,7 @@
     </w:p>
     <w:p>
       <w:pPr>
-        <w:spacing w:line="300" w:lineRule="auto" w:after="120"/>
+        <w:spacing w:before="0" w:after="120" w:line="276" w:lineRule="auto"/>
       </w:pPr>
       <w:r>
         <w:rPr>
@@ -2275,7 +1994,7 @@
     </w:p>
     <w:p>
       <w:pPr>
-        <w:spacing w:line="300" w:lineRule="auto" w:after="120"/>
+        <w:spacing w:before="0" w:after="120" w:line="276" w:lineRule="auto"/>
       </w:pPr>
       <w:r>
         <w:rPr>
@@ -2288,7 +2007,7 @@
     </w:p>
     <w:p>
       <w:pPr>
-        <w:spacing w:line="300" w:lineRule="auto" w:after="120"/>
+        <w:spacing w:before="0" w:after="120" w:line="276" w:lineRule="auto"/>
       </w:pPr>
       <w:r>
         <w:rPr>
@@ -2301,7 +2020,7 @@
     </w:p>
     <w:p>
       <w:pPr>
-        <w:spacing w:line="300" w:lineRule="auto" w:after="120"/>
+        <w:spacing w:before="0" w:after="120" w:line="276" w:lineRule="auto"/>
       </w:pPr>
       <w:r>
         <w:rPr>
@@ -2314,7 +2033,7 @@
     </w:p>
     <w:p>
       <w:pPr>
-        <w:spacing w:line="300" w:lineRule="auto" w:after="120"/>
+        <w:spacing w:before="0" w:after="120" w:line="276" w:lineRule="auto"/>
       </w:pPr>
       <w:r>
         <w:rPr>
@@ -2327,7 +2046,7 @@
     </w:p>
     <w:p>
       <w:pPr>
-        <w:spacing w:line="300" w:lineRule="auto" w:after="120"/>
+        <w:spacing w:before="0" w:after="120" w:line="276" w:lineRule="auto"/>
       </w:pPr>
       <w:r>
         <w:rPr>
@@ -2335,12 +2054,12 @@
           <w:color w:val="222222"/>
           <w:sz w:val="24"/>
         </w:rPr>
-        <w:t>“…Tớ chỉ cảm thấy vô cùng hạnh phúc thôi ạ,” Mahiru nói. “Được trải qua một đêm ấm cúng và dễ chịu bên nhau như thế này, chẳng phải là một sự xa xỉ tuyệt vời sao ạ?”</w:t>
+        <w:t>“…Tớ chỉ cảm thấy vô cùng hạnh phúc thôi ạ,” Mahiru nói. “Được trải qua một đêm ấm cúng và dễ chịu bên nhau như thế này, chẳng phải là một sự xa xỉ tuyệt vời sao?”</w:t>
       </w:r>
     </w:p>
     <w:p>
       <w:pPr>
-        <w:spacing w:line="300" w:lineRule="auto" w:after="120"/>
+        <w:spacing w:before="0" w:after="120" w:line="276" w:lineRule="auto"/>
       </w:pPr>
       <w:r>
         <w:rPr>
@@ -2353,7 +2072,7 @@
     </w:p>
     <w:p>
       <w:pPr>
-        <w:spacing w:line="300" w:lineRule="auto" w:after="120"/>
+        <w:spacing w:before="0" w:after="120" w:line="276" w:lineRule="auto"/>
       </w:pPr>
       <w:r>
         <w:rPr>
@@ -2366,7 +2085,7 @@
     </w:p>
     <w:p>
       <w:pPr>
-        <w:spacing w:line="300" w:lineRule="auto" w:after="120"/>
+        <w:spacing w:before="0" w:after="120" w:line="276" w:lineRule="auto"/>
       </w:pPr>
       <w:r>
         <w:rPr>
@@ -2379,7 +2098,7 @@
     </w:p>
     <w:p>
       <w:pPr>
-        <w:spacing w:line="300" w:lineRule="auto" w:after="120"/>
+        <w:spacing w:before="0" w:after="120" w:line="276" w:lineRule="auto"/>
       </w:pPr>
       <w:r>
         <w:rPr>
@@ -2387,12 +2106,12 @@
           <w:color w:val="222222"/>
           <w:sz w:val="24"/>
         </w:rPr>
-        <w:t>Mahiru khúc khích cười e thẹn: “…Amane-kun ấm áp quá đi ạ.”</w:t>
+        <w:t>Mahiru khúc khích cười e thẹn: “…Amane ấm áp quá đi nè.”</w:t>
       </w:r>
     </w:p>
     <w:p>
       <w:pPr>
-        <w:spacing w:line="300" w:lineRule="auto" w:after="120"/>
+        <w:spacing w:before="0" w:after="120" w:line="276" w:lineRule="auto"/>
       </w:pPr>
       <w:r>
         <w:rPr>
@@ -2405,7 +2124,7 @@
     </w:p>
     <w:p>
       <w:pPr>
-        <w:spacing w:line="300" w:lineRule="auto" w:after="120"/>
+        <w:spacing w:before="0" w:after="120" w:line="276" w:lineRule="auto"/>
       </w:pPr>
       <w:r>
         <w:rPr>
@@ -2418,7 +2137,7 @@
     </w:p>
     <w:p>
       <w:pPr>
-        <w:spacing w:line="300" w:lineRule="auto" w:after="120"/>
+        <w:spacing w:before="0" w:after="120" w:line="276" w:lineRule="auto"/>
       </w:pPr>
       <w:r>
         <w:rPr>
@@ -2431,7 +2150,7 @@
     </w:p>
     <w:p>
       <w:pPr>
-        <w:spacing w:line="300" w:lineRule="auto" w:after="120"/>
+        <w:spacing w:before="0" w:after="120" w:line="276" w:lineRule="auto"/>
       </w:pPr>
       <w:r>
         <w:rPr>
@@ -2444,7 +2163,7 @@
     </w:p>
     <w:p>
       <w:pPr>
-        <w:spacing w:line="300" w:lineRule="auto" w:after="120"/>
+        <w:spacing w:before="0" w:after="120" w:line="276" w:lineRule="auto"/>
       </w:pPr>
       <w:r>
         <w:rPr>
@@ -2452,12 +2171,12 @@
           <w:color w:val="222222"/>
           <w:sz w:val="24"/>
         </w:rPr>
-        <w:t>“Như thế này không làm cậu giật mình sao ạ?”</w:t>
+        <w:t>“Như thế này không làm cậu giật mình sao?”</w:t>
       </w:r>
     </w:p>
     <w:p>
       <w:pPr>
-        <w:spacing w:line="300" w:lineRule="auto" w:after="120"/>
+        <w:spacing w:before="0" w:after="120" w:line="276" w:lineRule="auto"/>
       </w:pPr>
       <w:r>
         <w:rPr>
@@ -2470,7 +2189,7 @@
     </w:p>
     <w:p>
       <w:pPr>
-        <w:spacing w:line="300" w:lineRule="auto" w:after="120"/>
+        <w:spacing w:before="0" w:after="120" w:line="276" w:lineRule="auto"/>
       </w:pPr>
       <w:r>
         <w:rPr>
@@ -2478,12 +2197,12 @@
           <w:color w:val="222222"/>
           <w:sz w:val="24"/>
         </w:rPr>
-        <w:t>Trước khi Mahiru kịp cất tiếng hỏi: “Ý cậu là sao cơ ạ?”, Amane đã nhẹ nhàng luồn những ngón tay dọc theo bên hông sườn của cô. Đúng như dự đoán, cô liền thốt lên một tiếng “Kyaa!” the thé vô cùng đáng yêu.</w:t>
+        <w:t>Trước khi Mahiru kịp cất tiếng hỏi: “Ý cậu là sao cơ?”, Amane đã nhẹ nhàng luồn những ngón tay dọc theo bên hông sườn của cô. Đúng như dự đoán, cô liền thốt lên một tiếng “Kyaa!” the thé vô cùng đáng yêu.</w:t>
       </w:r>
     </w:p>
     <w:p>
       <w:pPr>
-        <w:spacing w:line="300" w:lineRule="auto" w:after="120"/>
+        <w:spacing w:before="0" w:after="120" w:line="276" w:lineRule="auto"/>
       </w:pPr>
       <w:r>
         <w:rPr>
@@ -2496,7 +2215,7 @@
     </w:p>
     <w:p>
       <w:pPr>
-        <w:spacing w:line="300" w:lineRule="auto" w:after="120"/>
+        <w:spacing w:before="0" w:after="120" w:line="276" w:lineRule="auto"/>
       </w:pPr>
       <w:r>
         <w:rPr>
@@ -2504,12 +2223,12 @@
           <w:color w:val="222222"/>
           <w:sz w:val="24"/>
         </w:rPr>
-        <w:t>“Amane-kun xấu tính quá đi mất. Lần tới tớ nhất định sẽ mang theo túi chườm đá vào giường cho mà xem.”</w:t>
+        <w:t>“Amane xấu tính quá đi mất. Lần tới tớ nhất định sẽ mang theo túi chườm đá vào giường cho mà xem.”</w:t>
       </w:r>
     </w:p>
     <w:p>
       <w:pPr>
-        <w:spacing w:line="300" w:lineRule="auto" w:after="120"/>
+        <w:spacing w:before="0" w:after="120" w:line="276" w:lineRule="auto"/>
       </w:pPr>
       <w:r>
         <w:rPr>
@@ -2522,7 +2241,7 @@
     </w:p>
     <w:p>
       <w:pPr>
-        <w:spacing w:line="300" w:lineRule="auto" w:after="120"/>
+        <w:spacing w:before="0" w:after="120" w:line="276" w:lineRule="auto"/>
       </w:pPr>
       <w:r>
         <w:rPr>
@@ -2530,12 +2249,12 @@
           <w:color w:val="222222"/>
           <w:sz w:val="24"/>
         </w:rPr>
-        <w:t>“Lời xin lỗi của cậu đâu rồi ạ?”</w:t>
+        <w:t>“Lời xin lỗi của cậu đâu rồi nè?”</w:t>
       </w:r>
     </w:p>
     <w:p>
       <w:pPr>
-        <w:spacing w:line="300" w:lineRule="auto" w:after="120"/>
+        <w:spacing w:before="0" w:after="120" w:line="276" w:lineRule="auto"/>
       </w:pPr>
       <w:r>
         <w:rPr>
@@ -2548,7 +2267,7 @@
     </w:p>
     <w:p>
       <w:pPr>
-        <w:spacing w:line="300" w:lineRule="auto" w:after="120"/>
+        <w:spacing w:before="0" w:after="120" w:line="276" w:lineRule="auto"/>
       </w:pPr>
       <w:r>
         <w:rPr>
@@ -2561,7 +2280,7 @@
     </w:p>
     <w:p>
       <w:pPr>
-        <w:spacing w:line="300" w:lineRule="auto" w:after="120"/>
+        <w:spacing w:before="0" w:after="120" w:line="276" w:lineRule="auto"/>
       </w:pPr>
       <w:r>
         <w:rPr>
@@ -2574,7 +2293,7 @@
     </w:p>
     <w:p>
       <w:pPr>
-        <w:spacing w:line="300" w:lineRule="auto" w:after="120"/>
+        <w:spacing w:before="0" w:after="120" w:line="276" w:lineRule="auto"/>
       </w:pPr>
       <w:r>
         <w:rPr>
@@ -2587,7 +2306,7 @@
     </w:p>
     <w:p>
       <w:pPr>
-        <w:spacing w:line="300" w:lineRule="auto" w:after="120"/>
+        <w:spacing w:before="0" w:after="120" w:line="276" w:lineRule="auto"/>
       </w:pPr>
       <w:r>
         <w:rPr>
@@ -2600,7 +2319,7 @@
     </w:p>
     <w:sectPr>
       <w:pgSz w:w="12240" w:h="15840"/>
-      <w:pgMar w:top="1440" w:right="1800" w:bottom="1440" w:left="1800" w:header="720" w:footer="720" w:gutter="0"/>
+      <w:pgMar w:top="1440" w:right="1440" w:bottom="1440" w:left="1440" w:header="720" w:footer="720" w:gutter="0"/>
       <w:cols w:space="720"/>
       <w:docGrid w:linePitch="360"/>
     </w:sectPr>

--- a/chapters/vol10/11-Truyện-ngắn-đặc-quyền-tại-các-hiệu-sách.docx
+++ b/chapters/vol10/11-Truyện-ngắn-đặc-quyền-tại-các-hiệu-sách.docx
@@ -224,7 +224,7 @@
           <w:color w:val="222222"/>
           <w:sz w:val="24"/>
         </w:rPr>
-        <w:t>“Tự nhận một câu thì có hại gì đâu cơ chứ ạ?” Mahiru nói.</w:t>
+        <w:t>“Tự nhận một câu thì có hại gì đâu cơ chứ nè?” Mahiru nói.</w:t>
       </w:r>
     </w:p>
     <w:p>
@@ -1649,7 +1649,7 @@
           <w:color w:val="222222"/>
           <w:sz w:val="24"/>
         </w:rPr>
-        <w:t>“Vẫn giống như năm ngoái thôi ạ—cầu chúc cho sức khỏe dồi dào và được trải nghiệm niềm hạnh phúc này suốt một thời gian thật dài, thật dài nữa.”</w:t>
+        <w:t>“Vẫn giống như năm ngoái thôi nè—cầu chúc cho sức khỏe dồi dào và được trải nghiệm niềm hạnh phúc này suốt một thời gian thật dài, thật dài nữa nhé.”</w:t>
       </w:r>
     </w:p>
     <w:p>
@@ -2054,7 +2054,7 @@
           <w:color w:val="222222"/>
           <w:sz w:val="24"/>
         </w:rPr>
-        <w:t>“…Tớ chỉ cảm thấy vô cùng hạnh phúc thôi ạ,” Mahiru nói. “Được trải qua một đêm ấm cúng và dễ chịu bên nhau như thế này, chẳng phải là một sự xa xỉ tuyệt vời sao?”</w:t>
+        <w:t>“…Tớ chỉ cảm thấy vô cùng hạnh phúc thôi mà,” Mahiru nói. “Được trải qua một đêm ấm cúng và dễ chịu bên nhau như thế này, chẳng phải là một sự xa xỉ tuyệt vời sao?”</w:t>
       </w:r>
     </w:p>
     <w:p>
